--- a/3. MusicAndArts/1. CarnaticMusicPlusOthers/0. Books/SahajayogaBhajansAndNotes/0. Bhajans_WithWordToWordTranslations/4.3. RaagBilawalSong-AINotes-NotCorrrected.docx
+++ b/3. MusicAndArts/1. CarnaticMusicPlusOthers/0. Books/SahajayogaBhajansAndNotes/0. Bhajans_WithWordToWordTranslations/4.3. RaagBilawalSong-AINotes-NotCorrrected.docx
@@ -2,76 +2,254 @@
 <file path=word/document.xml><?xml version="1.0" encoding="utf-8"?>
 <w:document xmlns:mc="http://schemas.openxmlformats.org/markup-compatibility/2006" xmlns:o="urn:schemas-microsoft-com:office:office" xmlns:r="http://schemas.openxmlformats.org/officeDocument/2006/relationships" xmlns:m="http://schemas.openxmlformats.org/officeDocument/2006/math" xmlns:v="urn:schemas-microsoft-com:vml" xmlns:wp="http://schemas.openxmlformats.org/drawingml/2006/wordprocessingDrawing" xmlns:w10="urn:schemas-microsoft-com:office:word" xmlns:w="http://schemas.openxmlformats.org/wordprocessingml/2006/main" xmlns:wne="http://schemas.microsoft.com/office/word/2006/wordml" xmlns:sl="http://schemas.openxmlformats.org/schemaLibrary/2006/main" xmlns:a="http://schemas.openxmlformats.org/drawingml/2006/main" xmlns:pic="http://schemas.openxmlformats.org/drawingml/2006/picture" xmlns:c="http://schemas.openxmlformats.org/drawingml/2006/chart" xmlns:lc="http://schemas.openxmlformats.org/drawingml/2006/lockedCanvas" xmlns:dgm="http://schemas.openxmlformats.org/drawingml/2006/diagram" xmlns:wps="http://schemas.microsoft.com/office/word/2010/wordprocessingShape" xmlns:wpg="http://schemas.microsoft.com/office/word/2010/wordprocessingGroup" xmlns:w14="http://schemas.microsoft.com/office/word/2010/wordml" xmlns:w15="http://schemas.microsoft.com/office/word/2012/wordml" xmlns:w16="http://schemas.microsoft.com/office/word/2018/wordml" xmlns:w16cex="http://schemas.microsoft.com/office/word/2018/wordml/cex" xmlns:w16cid="http://schemas.microsoft.com/office/word/2016/wordml/cid" xmlns="http://schemas.microsoft.com/office/tasks/2019/documenttasks" xmlns:cr="http://schemas.microsoft.com/office/comments/2020/reactions">
   <w:body>
+    <w:sdt>
+      <w:sdtPr>
+        <w:id w:val="533939336"/>
+        <w:tag w:val="goog_rdk_5"/>
+      </w:sdtPr>
+      <w:sdtContent>
+        <w:p>
+          <w:pPr>
+            <w:rPr>
+              <w:b w:val="1"/>
+              <w:bCs w:val="1"/>
+              <w:i w:val="1"/>
+              <w:iCs w:val="1"/>
+              <w:u w:val="single"/>
+              <w:rPrChange w:author="Virata Pusuluri" w:id="0" w:date="2026-03-09T18:21:19Z">
+                <w:rPr/>
+              </w:rPrChange>
+            </w:rPr>
+          </w:pPr>
+          <w:sdt>
+            <w:sdtPr>
+              <w:id w:val="-1013419447"/>
+              <w:tag w:val="goog_rdk_0"/>
+            </w:sdtPr>
+            <w:sdtContent>
+              <w:r>
+                <w:rPr>
+                  <w:b w:val="1"/>
+                  <w:bCs w:val="1"/>
+                  <w:i w:val="1"/>
+                  <w:iCs w:val="1"/>
+                  <w:u w:val="single"/>
+                  <w:rtl w:val="0"/>
+                  <w:rPrChange w:author="Virata Pusuluri" w:id="0" w:date="2026-03-09T18:21:19Z">
+                    <w:rPr/>
+                  </w:rPrChange>
+                </w:rPr>
+                <w:t xml:space="preserve">Raag Bilawal: 29</w:t>
+              </w:r>
+            </w:sdtContent>
+          </w:sdt>
+          <w:sdt>
+            <w:sdtPr>
+              <w:id w:val="-845368586"/>
+              <w:tag w:val="goog_rdk_1"/>
+            </w:sdtPr>
+            <w:sdtContent>
+              <w:r>
+                <w:rPr>
+                  <w:b w:val="1"/>
+                  <w:bCs w:val="1"/>
+                  <w:i w:val="1"/>
+                  <w:iCs w:val="1"/>
+                  <w:u w:val="single"/>
+                  <w:vertAlign w:val="superscript"/>
+                  <w:rtl w:val="0"/>
+                  <w:rPrChange w:author="Virata Pusuluri" w:id="0" w:date="2026-03-09T18:21:19Z">
+                    <w:rPr>
+                      <w:vertAlign w:val="superscript"/>
+                    </w:rPr>
+                  </w:rPrChange>
+                </w:rPr>
+                <w:t xml:space="preserve">th </w:t>
+              </w:r>
+            </w:sdtContent>
+          </w:sdt>
+          <w:sdt>
+            <w:sdtPr>
+              <w:id w:val="-312275384"/>
+              <w:tag w:val="goog_rdk_2"/>
+            </w:sdtPr>
+            <w:sdtContent>
+              <w:r>
+                <w:rPr>
+                  <w:b w:val="1"/>
+                  <w:bCs w:val="1"/>
+                  <w:i w:val="1"/>
+                  <w:iCs w:val="1"/>
+                  <w:u w:val="single"/>
+                  <w:rtl w:val="0"/>
+                  <w:rPrChange w:author="Virata Pusuluri" w:id="0" w:date="2026-03-09T18:21:19Z">
+                    <w:rPr/>
+                  </w:rPrChange>
+                </w:rPr>
+                <w:t xml:space="preserve">Melakartha Raagam (</w:t>
+              </w:r>
+            </w:sdtContent>
+          </w:sdt>
+          <w:sdt>
+            <w:sdtPr>
+              <w:id w:val="-702108280"/>
+              <w:tag w:val="goog_rdk_3"/>
+            </w:sdtPr>
+            <w:sdtContent>
+              <w:r>
+                <w:rPr>
+                  <w:rFonts w:ascii="Gautami" w:cs="Gautami" w:eastAsia="Gautami" w:hAnsi="Gautami"/>
+                  <w:b w:val="1"/>
+                  <w:bCs w:val="1"/>
+                  <w:i w:val="1"/>
+                  <w:iCs w:val="1"/>
+                  <w:u w:val="single"/>
+                  <w:rtl w:val="0"/>
+                  <w:rPrChange w:author="Virata Pusuluri" w:id="0" w:date="2026-03-09T18:21:19Z">
+                    <w:rPr>
+                      <w:rFonts w:ascii="Gautami" w:cs="Gautami" w:eastAsia="Gautami" w:hAnsi="Gautami"/>
+                    </w:rPr>
+                  </w:rPrChange>
+                </w:rPr>
+                <w:t xml:space="preserve">ధీరశంకరాభరణం - </w:t>
+              </w:r>
+            </w:sdtContent>
+          </w:sdt>
+          <w:sdt>
+            <w:sdtPr>
+              <w:id w:val="-1212753646"/>
+              <w:tag w:val="goog_rdk_4"/>
+            </w:sdtPr>
+            <w:sdtContent>
+              <w:r>
+                <w:rPr>
+                  <w:b w:val="1"/>
+                  <w:bCs w:val="1"/>
+                  <w:i w:val="1"/>
+                  <w:iCs w:val="1"/>
+                  <w:u w:val="single"/>
+                  <w:rtl w:val="0"/>
+                  <w:rPrChange w:author="Virata Pusuluri" w:id="0" w:date="2026-03-09T18:21:19Z">
+                    <w:rPr/>
+                  </w:rPrChange>
+                </w:rPr>
+                <w:t xml:space="preserve">ðʰi:rasʰaṁkara:bʰaraɳaṁ)</w:t>
+              </w:r>
+            </w:sdtContent>
+          </w:sdt>
+        </w:p>
+      </w:sdtContent>
+    </w:sdt>
     <w:p>
       <w:pPr>
         <w:rPr/>
       </w:pPr>
-      <w:r>
-        <w:rPr>
-          <w:rtl w:val="0"/>
-        </w:rPr>
-        <w:t xml:space="preserve">Raag Bilawal: 29</w:t>
-      </w:r>
-      <w:r>
-        <w:rPr>
-          <w:vertAlign w:val="superscript"/>
-          <w:rtl w:val="0"/>
-        </w:rPr>
-        <w:t xml:space="preserve">th </w:t>
-      </w:r>
-      <w:r>
-        <w:rPr>
-          <w:rtl w:val="0"/>
-        </w:rPr>
-        <w:t xml:space="preserve">Melakartha Raagam (</w:t>
-      </w:r>
-      <w:r>
-        <w:rPr>
-          <w:rFonts w:ascii="Gautami" w:cs="Gautami" w:eastAsia="Gautami" w:hAnsi="Gautami"/>
-          <w:rtl w:val="0"/>
-        </w:rPr>
-        <w:t xml:space="preserve">ధీరశంకరాభరణం - </w:t>
-      </w:r>
-      <w:r>
-        <w:rPr>
-          <w:rtl w:val="0"/>
-        </w:rPr>
-        <w:t xml:space="preserve">ðʰi:rasʰaṁkara:bʰaraɳaṁ)</w:t>
+      <w:sdt>
+        <w:sdtPr>
+          <w:id w:val="1693603932"/>
+          <w:tag w:val="goog_rdk_6"/>
+        </w:sdtPr>
+        <w:sdtContent>
+          <w:r>
+            <w:rPr>
+              <w:b w:val="1"/>
+              <w:bCs w:val="1"/>
+              <w:i w:val="1"/>
+              <w:iCs w:val="1"/>
+              <w:u w:val="single"/>
+              <w:rtl w:val="0"/>
+              <w:rPrChange w:author="Virata Pusuluri" w:id="1" w:date="2026-03-09T18:21:23Z">
+                <w:rPr/>
+              </w:rPrChange>
+            </w:rPr>
+            <w:t xml:space="preserve">Arohana:</w:t>
+          </w:r>
+        </w:sdtContent>
+      </w:sdt>
+      <w:r>
+        <w:rPr>
+          <w:rtl w:val="0"/>
+        </w:rPr>
+        <w:t xml:space="preserve"> Sa Ri2 Ga3 Ma1 Pa Da2 Ni3 Sa+</w:t>
       </w:r>
     </w:p>
     <w:p>
       <w:pPr>
         <w:rPr/>
       </w:pPr>
-      <w:r>
-        <w:rPr>
-          <w:rtl w:val="0"/>
-        </w:rPr>
-        <w:t xml:space="preserve">Arohana: Sa Ri2 Ga3 Ma1 Pa Da2 Ni3 Sa+</w:t>
-      </w:r>
-    </w:p>
-    <w:p>
-      <w:pPr>
-        <w:rPr/>
-      </w:pPr>
-      <w:r>
-        <w:rPr>
-          <w:rtl w:val="0"/>
-        </w:rPr>
-        <w:t xml:space="preserve">Avarohana: Sa+ Ni3 Da2 Pa Ma1 Ga3 Ri2 Sa</w:t>
-      </w:r>
-    </w:p>
-    <w:p>
-      <w:pPr>
-        <w:rPr/>
-      </w:pPr>
-      <w:r>
-        <w:rPr>
-          <w:rtl w:val="0"/>
-        </w:rPr>
-        <w:t xml:space="preserve">Swaras for the song: </w:t>
-      </w:r>
-    </w:p>
+      <w:sdt>
+        <w:sdtPr>
+          <w:id w:val="1986560985"/>
+          <w:tag w:val="goog_rdk_7"/>
+        </w:sdtPr>
+        <w:sdtContent>
+          <w:r>
+            <w:rPr>
+              <w:b w:val="1"/>
+              <w:bCs w:val="1"/>
+              <w:i w:val="1"/>
+              <w:iCs w:val="1"/>
+              <w:u w:val="single"/>
+              <w:rtl w:val="0"/>
+              <w:rPrChange w:author="Virata Pusuluri" w:id="2" w:date="2026-03-09T18:21:31Z">
+                <w:rPr/>
+              </w:rPrChange>
+            </w:rPr>
+            <w:t xml:space="preserve">Avarohana:</w:t>
+          </w:r>
+        </w:sdtContent>
+      </w:sdt>
+      <w:r>
+        <w:rPr>
+          <w:rtl w:val="0"/>
+        </w:rPr>
+        <w:t xml:space="preserve"> Sa+ Ni3 Da2 Pa Ma1 Ga3 Ri2 Sa</w:t>
+      </w:r>
+    </w:p>
+    <w:sdt>
+      <w:sdtPr>
+        <w:id w:val="-1108084851"/>
+        <w:tag w:val="goog_rdk_9"/>
+      </w:sdtPr>
+      <w:sdtContent>
+        <w:p>
+          <w:pPr>
+            <w:rPr>
+              <w:b w:val="1"/>
+              <w:bCs w:val="1"/>
+              <w:i w:val="1"/>
+              <w:iCs w:val="1"/>
+              <w:u w:val="single"/>
+              <w:rPrChange w:author="Virata Pusuluri" w:id="3" w:date="2026-03-09T18:21:40Z">
+                <w:rPr/>
+              </w:rPrChange>
+            </w:rPr>
+          </w:pPr>
+          <w:sdt>
+            <w:sdtPr>
+              <w:id w:val="-1416244992"/>
+              <w:tag w:val="goog_rdk_8"/>
+            </w:sdtPr>
+            <w:sdtContent>
+              <w:r>
+                <w:rPr>
+                  <w:b w:val="1"/>
+                  <w:bCs w:val="1"/>
+                  <w:i w:val="1"/>
+                  <w:iCs w:val="1"/>
+                  <w:u w:val="single"/>
+                  <w:rtl w:val="0"/>
+                  <w:rPrChange w:author="Virata Pusuluri" w:id="3" w:date="2026-03-09T18:21:40Z">
+                    <w:rPr/>
+                  </w:rPrChange>
+                </w:rPr>
+                <w:t xml:space="preserve">Swaras for the song: </w:t>
+              </w:r>
+            </w:sdtContent>
+          </w:sdt>
+        </w:p>
+      </w:sdtContent>
+    </w:sdt>
     <w:p>
       <w:pPr>
         <w:rPr>
@@ -188,56 +366,106 @@
         <w:t xml:space="preserve">Note: space is for 1 beat, while no space means ½, ⅓, ¼, ⅕, ⅙, ⅐, ⅛, ⅑, or ⅒ beat.</w:t>
       </w:r>
     </w:p>
-    <w:p>
-      <w:pPr>
-        <w:rPr/>
-      </w:pPr>
-      <w:r>
-        <w:rPr>
-          <w:rtl w:val="0"/>
-        </w:rPr>
-        <w:t xml:space="preserve">Lyrics breakdown with swaras: </w:t>
-      </w:r>
-      <w:r>
-        <w:rPr>
-          <w:b w:val="1"/>
-          <w:bCs w:val="1"/>
-          <w:rtl w:val="0"/>
-        </w:rPr>
-        <w:t xml:space="preserve">File:</w:t>
-      </w:r>
-      <w:r>
-        <w:rPr>
-          <w:rtl w:val="0"/>
-        </w:rPr>
-        <w:t xml:space="preserve"> </w:t>
-      </w:r>
-      <w:hyperlink r:id="rId7">
-        <w:r>
-          <w:rPr>
-            <w:color w:val="1155cc"/>
-            <w:u w:val="single"/>
-            <w:rtl w:val="0"/>
-          </w:rPr>
-          <w:t xml:space="preserve">https://docs.google.com/spreadsheets/d/1v8UTKX51lMA6OUcIUl1cIo5SQrdDhjpP-O3VgiyIFlE/edit?usp=drivesdk</w:t>
-        </w:r>
-      </w:hyperlink>
-      <w:r>
-        <w:rPr>
-          <w:rtl w:val="0"/>
-        </w:rPr>
-      </w:r>
-    </w:p>
-    <w:p>
-      <w:pPr>
-        <w:rPr/>
-      </w:pPr>
-      <w:r>
-        <w:rPr>
-          <w:rtl w:val="0"/>
-        </w:rPr>
-      </w:r>
-    </w:p>
+    <w:sdt>
+      <w:sdtPr>
+        <w:id w:val="-620451017"/>
+        <w:tag w:val="goog_rdk_12"/>
+      </w:sdtPr>
+      <w:sdtContent>
+        <w:p>
+          <w:pPr>
+            <w:rPr>
+              <w:del w:author="Virata Pusuluri" w:id="4" w:date="2026-03-09T18:21:03Z"/>
+            </w:rPr>
+          </w:pPr>
+          <w:sdt>
+            <w:sdtPr>
+              <w:id w:val="-1979636681"/>
+              <w:tag w:val="goog_rdk_11"/>
+            </w:sdtPr>
+            <w:sdtContent>
+              <w:del w:author="Virata Pusuluri" w:id="4" w:date="2026-03-09T18:21:03Z">
+                <w:r>
+                  <w:rPr>
+                    <w:rtl w:val="0"/>
+                  </w:rPr>
+                  <w:delText xml:space="preserve">Lyrics breakdown with swaras: </w:delText>
+                </w:r>
+                <w:r>
+                  <w:rPr>
+                    <w:b w:val="1"/>
+                    <w:bCs w:val="1"/>
+                    <w:rtl w:val="0"/>
+                  </w:rPr>
+                  <w:delText xml:space="preserve">File:</w:delText>
+                </w:r>
+                <w:r>
+                  <w:rPr>
+                    <w:rtl w:val="0"/>
+                  </w:rPr>
+                  <w:delText xml:space="preserve"> </w:delText>
+                </w:r>
+                <w:r>
+                  <w:fldChar w:fldCharType="begin"/>
+                </w:r>
+                <w:r>
+                  <w:delInstrText xml:space="preserve">HYPERLINK "https://docs.google.com/spreadsheets/d/1v8UTKX51lMA6OUcIUl1cIo5SQrdDhjpP-O3VgiyIFlE/edit?usp=drivesdk"</w:delInstrText>
+                </w:r>
+                <w:r>
+                  <w:fldChar w:fldCharType="separate"/>
+                </w:r>
+                <w:r>
+                  <w:rPr>
+                    <w:color w:val="1155cc"/>
+                    <w:u w:val="single"/>
+                    <w:rtl w:val="0"/>
+                  </w:rPr>
+                  <w:delText xml:space="preserve">https://docs.google.com/spreadsheets/d/1v8UTKX51lMA6OUcIUl1cIo5SQrdDhjpP-O3VgiyIFlE/edit?usp=drivesdk</w:delText>
+                </w:r>
+                <w:r>
+                  <w:fldChar w:fldCharType="end"/>
+                </w:r>
+                <w:r>
+                  <w:rPr>
+                    <w:rtl w:val="0"/>
+                  </w:rPr>
+                </w:r>
+              </w:del>
+            </w:sdtContent>
+          </w:sdt>
+        </w:p>
+      </w:sdtContent>
+    </w:sdt>
+    <w:sdt>
+      <w:sdtPr>
+        <w:id w:val="-842129399"/>
+        <w:tag w:val="goog_rdk_14"/>
+      </w:sdtPr>
+      <w:sdtContent>
+        <w:p>
+          <w:pPr>
+            <w:rPr>
+              <w:del w:author="Virata Pusuluri" w:id="4" w:date="2026-03-09T18:21:03Z"/>
+            </w:rPr>
+          </w:pPr>
+          <w:sdt>
+            <w:sdtPr>
+              <w:id w:val="-341829328"/>
+              <w:tag w:val="goog_rdk_13"/>
+            </w:sdtPr>
+            <w:sdtContent>
+              <w:del w:author="Virata Pusuluri" w:id="4" w:date="2026-03-09T18:21:03Z">
+                <w:r>
+                  <w:rPr>
+                    <w:rtl w:val="0"/>
+                  </w:rPr>
+                </w:r>
+              </w:del>
+            </w:sdtContent>
+          </w:sdt>
+        </w:p>
+      </w:sdtContent>
+    </w:sdt>
     <w:p>
       <w:pPr>
         <w:rPr>
@@ -259,29 +487,257 @@
         </w:rPr>
         <w:t xml:space="preserve">AI Prompt: Write word by word english meanings of this song</w:t>
       </w:r>
-    </w:p>
-    <w:p>
-      <w:pPr>
-        <w:rPr>
-          <w:b w:val="1"/>
-          <w:bCs w:val="1"/>
-          <w:i w:val="1"/>
-          <w:iCs w:val="1"/>
-          <w:u w:val="single"/>
-        </w:rPr>
-      </w:pPr>
-      <w:r>
-        <w:rPr>
-          <w:b w:val="1"/>
-          <w:bCs w:val="1"/>
-          <w:i w:val="1"/>
-          <w:iCs w:val="1"/>
-          <w:u w:val="single"/>
-          <w:rtl w:val="0"/>
-        </w:rPr>
-        <w:t xml:space="preserve">(Not corrected) </w:t>
-      </w:r>
-    </w:p>
+      <w:sdt>
+        <w:sdtPr>
+          <w:id w:val="434596139"/>
+          <w:tag w:val="goog_rdk_15"/>
+        </w:sdtPr>
+        <w:sdtContent>
+          <w:ins w:author="Virata Pusuluri" w:id="5" w:date="2026-03-09T18:26:36Z">
+            <w:r>
+              <w:rPr>
+                <w:b w:val="1"/>
+                <w:bCs w:val="1"/>
+                <w:i w:val="1"/>
+                <w:iCs w:val="1"/>
+                <w:u w:val="single"/>
+                <w:rtl w:val="0"/>
+              </w:rPr>
+              <w:t xml:space="preserve"> (Soma </w:t>
+            </w:r>
+          </w:ins>
+          <w:sdt>
+            <w:sdtPr>
+              <w:id w:val="-235567634"/>
+              <w:tag w:val="goog_rdk_16"/>
+            </w:sdtPr>
+            <w:sdtContent>
+              <w:ins w:author="Virata Pusuluri" w:id="5" w:date="2026-03-09T18:26:36Z">
+                <w:r>
+                  <w:rPr>
+                    <w:b w:val="1"/>
+                    <w:bCs w:val="1"/>
+                    <w:i w:val="1"/>
+                    <w:iCs w:val="1"/>
+                    <w:u w:val="single"/>
+                    <w:rtl w:val="0"/>
+                    <w:rPrChange w:author="Virata Pusuluri" w:id="6" w:date="2026-03-09T18:26:36Z">
+                      <w:rPr>
+                        <w:b w:val="1"/>
+                        <w:bCs w:val="1"/>
+                        <w:i w:val="1"/>
+                        <w:iCs w:val="1"/>
+                        <w:u w:val="single"/>
+                      </w:rPr>
+                    </w:rPrChange>
+                  </w:rPr>
+                  <w:t xml:space="preserve">Aunty’s image given (.jpeg file</w:t>
+                </w:r>
+              </w:ins>
+            </w:sdtContent>
+          </w:sdt>
+          <w:ins w:author="Virata Pusuluri" w:id="5" w:date="2026-03-09T18:26:36Z">
+            <w:r>
+              <w:rPr>
+                <w:b w:val="1"/>
+                <w:bCs w:val="1"/>
+                <w:i w:val="1"/>
+                <w:iCs w:val="1"/>
+                <w:u w:val="single"/>
+                <w:rtl w:val="0"/>
+              </w:rPr>
+              <w:t xml:space="preserve">)</w:t>
+            </w:r>
+          </w:ins>
+        </w:sdtContent>
+      </w:sdt>
+      <w:r>
+        <w:rPr>
+          <w:rtl w:val="0"/>
+        </w:rPr>
+      </w:r>
+    </w:p>
+    <w:sdt>
+      <w:sdtPr>
+        <w:id w:val="-483250236"/>
+        <w:tag w:val="goog_rdk_18"/>
+      </w:sdtPr>
+      <w:sdtContent>
+        <w:p>
+          <w:pPr>
+            <w:rPr>
+              <w:ins w:author="Virata Pusuluri" w:id="7" w:date="2026-03-09T18:40:40Z"/>
+              <w:b w:val="1"/>
+              <w:bCs w:val="1"/>
+              <w:i w:val="1"/>
+              <w:iCs w:val="1"/>
+              <w:u w:val="single"/>
+            </w:rPr>
+          </w:pPr>
+          <w:r>
+            <w:rPr>
+              <w:b w:val="1"/>
+              <w:bCs w:val="1"/>
+              <w:i w:val="1"/>
+              <w:iCs w:val="1"/>
+              <w:u w:val="single"/>
+              <w:rtl w:val="0"/>
+            </w:rPr>
+            <w:t xml:space="preserve">(Not corrected) </w:t>
+          </w:r>
+          <w:sdt>
+            <w:sdtPr>
+              <w:id w:val="-808179122"/>
+              <w:tag w:val="goog_rdk_17"/>
+            </w:sdtPr>
+            <w:sdtContent>
+              <w:ins w:author="Virata Pusuluri" w:id="7" w:date="2026-03-09T18:40:40Z">
+                <w:r>
+                  <w:rPr>
+                    <w:rtl w:val="0"/>
+                  </w:rPr>
+                </w:r>
+              </w:ins>
+            </w:sdtContent>
+          </w:sdt>
+        </w:p>
+      </w:sdtContent>
+    </w:sdt>
+    <w:sdt>
+      <w:sdtPr>
+        <w:id w:val="928649414"/>
+        <w:tag w:val="goog_rdk_23"/>
+      </w:sdtPr>
+      <w:sdtContent>
+        <w:p>
+          <w:pPr>
+            <w:rPr>
+              <w:rPrChange w:author="Virata Pusuluri" w:id="8" w:date="2026-03-09T18:40:40Z">
+                <w:rPr>
+                  <w:b w:val="1"/>
+                  <w:bCs w:val="1"/>
+                  <w:i w:val="1"/>
+                  <w:iCs w:val="1"/>
+                  <w:u w:val="single"/>
+                </w:rPr>
+              </w:rPrChange>
+            </w:rPr>
+          </w:pPr>
+          <w:sdt>
+            <w:sdtPr>
+              <w:id w:val="-1477777155"/>
+              <w:tag w:val="goog_rdk_19"/>
+            </w:sdtPr>
+            <w:sdtContent>
+              <w:ins w:author="Virata Pusuluri" w:id="7" w:date="2026-03-09T18:40:40Z"/>
+              <w:sdt>
+                <w:sdtPr>
+                  <w:id w:val="-509080712"/>
+                  <w:tag w:val="goog_rdk_20"/>
+                </w:sdtPr>
+                <w:sdtContent>
+                  <w:ins w:author="Virata Pusuluri" w:id="7" w:date="2026-03-09T18:40:40Z">
+                    <w:r>
+                      <w:rPr>
+                        <w:rtl w:val="0"/>
+                        <w:rPrChange w:author="Virata Pusuluri" w:id="8" w:date="2026-03-09T18:40:40Z">
+                          <w:rPr>
+                            <w:b w:val="1"/>
+                            <w:bCs w:val="1"/>
+                            <w:i w:val="1"/>
+                            <w:iCs w:val="1"/>
+                            <w:u w:val="single"/>
+                          </w:rPr>
+                        </w:rPrChange>
+                      </w:rPr>
+                      <w:t xml:space="preserve">Links: </w:t>
+                    </w:r>
+                  </w:ins>
+                </w:sdtContent>
+              </w:sdt>
+              <w:ins w:author="Virata Pusuluri" w:id="7" w:date="2026-03-09T18:40:40Z">
+                <w:r>
+                  <w:fldChar w:fldCharType="begin"/>
+                </w:r>
+                <w:r>
+                  <w:instrText xml:space="preserve">HYPERLINK "https://drive.google.com/open?id=1uuabfsoBISn-lJqHKsbUwTTbSv8bsIbH"</w:instrText>
+                </w:r>
+                <w:r>
+                  <w:fldChar w:fldCharType="separate"/>
+                </w:r>
+                <w:r>
+                  <w:rPr>
+                    <w:color w:val="1155cc"/>
+                    <w:u w:val="single"/>
+                    <w:rtl w:val="0"/>
+                  </w:rPr>
+                  <w:t xml:space="preserve">Swaras</w:t>
+                </w:r>
+                <w:r>
+                  <w:fldChar w:fldCharType="end"/>
+                </w:r>
+                <w:sdt>
+                  <w:sdtPr>
+                    <w:id w:val="1781151722"/>
+                    <w:tag w:val="goog_rdk_21"/>
+                  </w:sdtPr>
+                  <w:sdtContent>
+                    <w:r>
+                      <w:rPr>
+                        <w:rtl w:val="0"/>
+                        <w:rPrChange w:author="Virata Pusuluri" w:id="8" w:date="2026-03-09T18:40:40Z">
+                          <w:rPr>
+                            <w:b w:val="1"/>
+                            <w:bCs w:val="1"/>
+                            <w:i w:val="1"/>
+                            <w:iCs w:val="1"/>
+                            <w:u w:val="single"/>
+                          </w:rPr>
+                        </w:rPrChange>
+                      </w:rPr>
+                      <w:t xml:space="preserve">; </w:t>
+                    </w:r>
+                  </w:sdtContent>
+                </w:sdt>
+                <w:r>
+                  <w:fldChar w:fldCharType="begin"/>
+                </w:r>
+                <w:r>
+                  <w:instrText xml:space="preserve">HYPERLINK "https://drive.google.com/open?id=1NRVENZyEk4skozxayfKlnYyiYM6evO0d"</w:instrText>
+                </w:r>
+                <w:r>
+                  <w:fldChar w:fldCharType="separate"/>
+                </w:r>
+                <w:r>
+                  <w:rPr>
+                    <w:color w:val="1155cc"/>
+                    <w:u w:val="single"/>
+                    <w:rtl w:val="0"/>
+                  </w:rPr>
+                  <w:t xml:space="preserve">Lyrics</w:t>
+                </w:r>
+                <w:r>
+                  <w:fldChar w:fldCharType="end"/>
+                </w:r>
+              </w:ins>
+            </w:sdtContent>
+          </w:sdt>
+          <w:sdt>
+            <w:sdtPr>
+              <w:id w:val="1095077027"/>
+              <w:tag w:val="goog_rdk_22"/>
+            </w:sdtPr>
+            <w:sdtContent>
+              <w:r>
+                <w:rPr>
+                  <w:rtl w:val="0"/>
+                </w:rPr>
+              </w:r>
+            </w:sdtContent>
+          </w:sdt>
+        </w:p>
+      </w:sdtContent>
+    </w:sdt>
     <w:p>
       <w:pPr>
         <w:rPr/>
@@ -290,7 +746,29 @@
         <w:rPr>
           <w:rtl w:val="0"/>
         </w:rPr>
-        <w:t xml:space="preserve">The image shows lyrics for the second Sthayee and Antara of a song, most likely in the Hindi or Braj Bhasha language, as it uses words like "Saba," "Jana," and "bala." The text contains:</w:t>
+        <w:t xml:space="preserve">The image shows lyrics for the</w:t>
+      </w:r>
+      <w:sdt>
+        <w:sdtPr>
+          <w:id w:val="1247109506"/>
+          <w:tag w:val="goog_rdk_24"/>
+        </w:sdtPr>
+        <w:sdtContent>
+          <w:del w:author="Virata Pusuluri" w:id="9" w:date="2026-03-09T18:42:09Z">
+            <w:r>
+              <w:rPr>
+                <w:rtl w:val="0"/>
+              </w:rPr>
+              <w:delText xml:space="preserve"> second</w:delText>
+            </w:r>
+          </w:del>
+        </w:sdtContent>
+      </w:sdt>
+      <w:r>
+        <w:rPr>
+          <w:rtl w:val="0"/>
+        </w:rPr>
+        <w:t xml:space="preserve"> Sthayee and Antara of a song, most likely in the Hindi or Braj Bhasha language, as it uses words like "Saba," "Jana," and "bala." The text contains:</w:t>
       </w:r>
     </w:p>
     <w:p>
@@ -318,6 +796,34 @@
           <w:rtl w:val="0"/>
         </w:rPr>
         <w:t xml:space="preserve">Sthayee</w:t>
+      </w:r>
+      <w:sdt>
+        <w:sdtPr>
+          <w:id w:val="-982851250"/>
+          <w:tag w:val="goog_rdk_25"/>
+        </w:sdtPr>
+        <w:sdtContent>
+          <w:ins w:author="Virata Pusuluri" w:id="10" w:date="2026-03-09T18:50:57Z">
+            <w:r>
+              <w:rPr>
+                <w:rFonts w:ascii="Google Sans" w:cs="Google Sans" w:eastAsia="Google Sans" w:hAnsi="Google Sans"/>
+                <w:b w:val="1"/>
+                <w:bCs w:val="1"/>
+                <w:color w:val="1f1f1f"/>
+                <w:sz w:val="21"/>
+                <w:szCs w:val="21"/>
+                <w:highlight w:val="white"/>
+                <w:rtl w:val="0"/>
+              </w:rPr>
+              <w:t xml:space="preserve"> स्थायी</w:t>
+            </w:r>
+          </w:ins>
+        </w:sdtContent>
+      </w:sdt>
+      <w:r>
+        <w:rPr>
+          <w:rtl w:val="0"/>
+        </w:rPr>
       </w:r>
     </w:p>
     <w:p>
@@ -670,7 +1176,63 @@
           <w:szCs w:val="21"/>
           <w:rtl w:val="0"/>
         </w:rPr>
-        <w:t xml:space="preserve">चरवैया charaiaa</w:t>
+        <w:t xml:space="preserve">च</w:t>
+      </w:r>
+      <w:sdt>
+        <w:sdtPr>
+          <w:id w:val="497812999"/>
+          <w:tag w:val="goog_rdk_26"/>
+        </w:sdtPr>
+        <w:sdtContent>
+          <w:ins w:author="Virata Pusuluri" w:id="11" w:date="2026-03-09T18:59:04Z">
+            <w:r>
+              <w:rPr>
+                <w:rFonts w:ascii="Google Sans" w:cs="Google Sans" w:eastAsia="Google Sans" w:hAnsi="Google Sans"/>
+                <w:b w:val="1"/>
+                <w:bCs w:val="1"/>
+                <w:color w:val="1f1f1f"/>
+                <w:sz w:val="21"/>
+                <w:szCs w:val="21"/>
+                <w:rtl w:val="0"/>
+              </w:rPr>
+              <w:t xml:space="preserve">रै</w:t>
+            </w:r>
+          </w:ins>
+        </w:sdtContent>
+      </w:sdt>
+      <w:sdt>
+        <w:sdtPr>
+          <w:id w:val="294823372"/>
+          <w:tag w:val="goog_rdk_27"/>
+        </w:sdtPr>
+        <w:sdtContent>
+          <w:del w:author="Virata Pusuluri" w:id="11" w:date="2026-03-09T18:59:04Z">
+            <w:r>
+              <w:rPr>
+                <w:rFonts w:ascii="Google Sans" w:cs="Google Sans" w:eastAsia="Google Sans" w:hAnsi="Google Sans"/>
+                <w:b w:val="1"/>
+                <w:bCs w:val="1"/>
+                <w:color w:val="1f1f1f"/>
+                <w:sz w:val="21"/>
+                <w:szCs w:val="21"/>
+                <w:rtl w:val="0"/>
+              </w:rPr>
+              <w:delText xml:space="preserve">रवै</w:delText>
+            </w:r>
+          </w:del>
+        </w:sdtContent>
+      </w:sdt>
+      <w:r>
+        <w:rPr>
+          <w:rFonts w:ascii="Google Sans" w:cs="Google Sans" w:eastAsia="Google Sans" w:hAnsi="Google Sans"/>
+          <w:b w:val="1"/>
+          <w:bCs w:val="1"/>
+          <w:color w:val="1f1f1f"/>
+          <w:sz w:val="21"/>
+          <w:szCs w:val="21"/>
+          <w:rtl w:val="0"/>
+        </w:rPr>
+        <w:t xml:space="preserve">या charaiaa</w:t>
       </w:r>
       <w:r>
         <w:rPr>
@@ -708,6 +1270,34 @@
           <w:rtl w:val="0"/>
         </w:rPr>
         <w:t xml:space="preserve">Antara</w:t>
+      </w:r>
+      <w:sdt>
+        <w:sdtPr>
+          <w:id w:val="2125575570"/>
+          <w:tag w:val="goog_rdk_28"/>
+        </w:sdtPr>
+        <w:sdtContent>
+          <w:ins w:author="Virata Pusuluri" w:id="12" w:date="2026-03-09T18:51:33Z">
+            <w:r>
+              <w:rPr>
+                <w:rFonts w:ascii="Google Sans" w:cs="Google Sans" w:eastAsia="Google Sans" w:hAnsi="Google Sans"/>
+                <w:b w:val="1"/>
+                <w:bCs w:val="1"/>
+                <w:color w:val="1f1f1f"/>
+                <w:sz w:val="21"/>
+                <w:szCs w:val="21"/>
+                <w:highlight w:val="white"/>
+                <w:rtl w:val="0"/>
+              </w:rPr>
+              <w:t xml:space="preserve"> अंतर</w:t>
+            </w:r>
+          </w:ins>
+        </w:sdtContent>
+      </w:sdt>
+      <w:r>
+        <w:rPr>
+          <w:rtl w:val="0"/>
+        </w:rPr>
       </w:r>
     </w:p>
     <w:p>
@@ -1213,7 +1803,7 @@
       </w:r>
     </w:p>
     <w:sectPr>
-      <w:headerReference r:id="rId8" w:type="default"/>
+      <w:headerReference r:id="rId7" w:type="default"/>
       <w:pgSz w:h="15840" w:w="12240" w:orient="portrait"/>
       <w:pgMar w:bottom="1440" w:top="1440" w:left="1440" w:right="1440" w:header="720" w:footer="720"/>
       <w:pgNumType w:start="1"/>
@@ -2376,7 +2966,7 @@
 
 <file path=customXML/item1.xml><?xml version="1.0" encoding="utf-8"?>
 <go:gDocsCustomXmlDataStorage xmlns:go="http://customooxmlschemas.google.com/" xmlns:r="http://schemas.openxmlformats.org/officeDocument/2006/relationships" uri="GoogleDocsCustomDataVersion2">
-  <go:docsCustomData xmlns:go="http://customooxmlschemas.google.com/" roundtripDataSignature="AMtx7mhEmg2Duymq1zDcSeZQuAzJcWrL5g==">CgMxLjA4AHIhMU1sSkpic0RZeDgwdEtOUTktVm1IanZiNE9aRXN4WTI1</go:docsCustomData>
+  <go:docsCustomData xmlns:go="http://customooxmlschemas.google.com/" roundtripDataSignature="AMtx7mjrCzewPonLEiTerI/UhsHG/sHwQA==">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</go:docsCustomData>
 </go:gDocsCustomXmlDataStorage>
 </file>
 
